--- a/tasks/finalpool/yf-sector-analysis-word/groundtruth_workspace/sector_analysis_report.docx
+++ b/tasks/finalpool/yf-sector-analysis-word/groundtruth_workspace/sector_analysis_report.docx
@@ -4,7 +4,7 @@
   <w:body>
     <w:p>
       <w:pPr>
-        <w:pStyle w:val="Heading1"/>
+        <w:pStyle w:val="Title"/>
       </w:pPr>
       <w:r>
         <w:t>Cross-Sector Stock Analysis Report</w:t>
@@ -12,25 +12,12 @@
     </w:p>
     <w:p>
       <w:r>
-        <w:t>Report generated on 2026-03-06</w:t>
-      </w:r>
-    </w:p>
-    <w:p>
-      <w:r>
-        <w:t>Analysis of 5 stocks across multiple sectors.</w:t>
+        <w:t>Prepared on 2026-03-06</w:t>
       </w:r>
     </w:p>
     <w:p>
       <w:pPr>
-        <w:pStyle w:val="Heading2"/>
-      </w:pPr>
-      <w:r>
-        <w:t>Stock Overview</w:t>
-      </w:r>
-    </w:p>
-    <w:p>
-      <w:pPr>
-        <w:pStyle w:val="Heading3"/>
+        <w:pStyle w:val="Heading1"/>
       </w:pPr>
       <w:r>
         <w:t>AMZN - Amazon.com, Inc.</w:t>
@@ -38,18 +25,12 @@
     </w:p>
     <w:p>
       <w:r>
-        <w:t>Sector: Consumer Cyclical</w:t>
-        <w:br/>
-        <w:t>Current Price: $218.94</w:t>
-        <w:br/>
-        <w:t>Market Cap: $2,350,303,674,368</w:t>
-        <w:br/>
-        <w:t>52-Week Range: $161.38 - $258.60</w:t>
+        <w:t>Current price is $218.94. Market cap is $2350.3B. 52-week range is $161.38 to $258.60. Sector: Consumer Cyclical.</w:t>
       </w:r>
     </w:p>
     <w:p>
       <w:pPr>
-        <w:pStyle w:val="Heading3"/>
+        <w:pStyle w:val="Heading1"/>
       </w:pPr>
       <w:r>
         <w:t>GOOGL - Alphabet Inc.</w:t>
@@ -57,18 +38,12 @@
     </w:p>
     <w:p>
       <w:r>
-        <w:t>Sector: Communication Services</w:t>
-        <w:br/>
-        <w:t>Current Price: $300.88</w:t>
-        <w:br/>
-        <w:t>Market Cap: $3,639,745,445,888</w:t>
-        <w:br/>
-        <w:t>52-Week Range: $140.53 - $349.00</w:t>
+        <w:t>Current price is $300.88. Market cap is $3639.75B. 52-week range is $140.53 to $349.00. Sector: Communication Services.</w:t>
       </w:r>
     </w:p>
     <w:p>
       <w:pPr>
-        <w:pStyle w:val="Heading3"/>
+        <w:pStyle w:val="Heading1"/>
       </w:pPr>
       <w:r>
         <w:t>JNJ - Johnson &amp; Johnson</w:t>
@@ -76,18 +51,12 @@
     </w:p>
     <w:p>
       <w:r>
-        <w:t>Sector: Healthcare</w:t>
-        <w:br/>
-        <w:t>Current Price: $239.63</w:t>
-        <w:br/>
-        <w:t>Market Cap: $577,484,095,488</w:t>
-        <w:br/>
-        <w:t>52-Week Range: $141.50 - $251.71</w:t>
+        <w:t>Current price is $239.63. Market cap is $577.48B. 52-week range is $141.50 to $251.71. Sector: Healthcare.</w:t>
       </w:r>
     </w:p>
     <w:p>
       <w:pPr>
-        <w:pStyle w:val="Heading3"/>
+        <w:pStyle w:val="Heading1"/>
       </w:pPr>
       <w:r>
         <w:t>JPM - JP Morgan Chase &amp; Co.</w:t>
@@ -95,18 +64,12 @@
     </w:p>
     <w:p>
       <w:r>
-        <w:t>Sector: Financial Services</w:t>
-        <w:br/>
-        <w:t>Current Price: $293.55</w:t>
-        <w:br/>
-        <w:t>Market Cap: $791,713,873,920</w:t>
-        <w:br/>
-        <w:t>52-Week Range: $202.16 - $337.25</w:t>
+        <w:t>Current price is $293.55. Market cap is $791.71B. 52-week range is $202.16 to $337.25. Sector: Financial Services.</w:t>
       </w:r>
     </w:p>
     <w:p>
       <w:pPr>
-        <w:pStyle w:val="Heading3"/>
+        <w:pStyle w:val="Heading1"/>
       </w:pPr>
       <w:r>
         <w:t>XOM - Exxon Mobil Corporation</w:t>
@@ -114,18 +77,12 @@
     </w:p>
     <w:p>
       <w:r>
-        <w:t>Sector: Energy</w:t>
-        <w:br/>
-        <w:t>Current Price: $150.76</w:t>
-        <w:br/>
-        <w:t>Market Cap: $628,181,237,760</w:t>
-        <w:br/>
-        <w:t>52-Week Range: $97.80 - $159.61</w:t>
+        <w:t>Current price is $150.76. Market cap is $628.18B. 52-week range is $97.80 to $159.61. Sector: Energy.</w:t>
       </w:r>
     </w:p>
     <w:p>
       <w:pPr>
-        <w:pStyle w:val="Heading2"/>
+        <w:pStyle w:val="Heading1"/>
       </w:pPr>
       <w:r>
         <w:t>Summary</w:t>
@@ -133,7 +90,7 @@
     </w:p>
     <w:p>
       <w:r>
-        <w:t>The analysis covers 5 stocks. The highest market cap belongs to GOOGL at $3,639,745,445,888. The lowest price stock is XOM at $150.76. Average current price across all stocks is $240.75.</w:t>
+        <w:t>Across the five stocks analyzed, the highest market cap belongs to GOOGL. The lowest current price among the five is held by XOM.</w:t>
       </w:r>
     </w:p>
     <w:sectPr>
